--- a/curriculos/Curriculo 015-02/microcurriculos/VIII SEMESTRE/0150831_Matematicas_Discretas.docx
+++ b/curriculos/Curriculo 015-02/microcurriculos/VIII SEMESTRE/0150831_Matematicas_Discretas.docx
@@ -4113,15 +4113,6 @@
               <w:t>Ross, K.E., y Wright, C.R.B. Matemáticas Discretas, Segunda Edición, Prentice-Hall, Hispanoamericana, S.A., México D.F., 1990. </w:t>
             </w:r>
           </w:p>
-          <w:p>
-            <w:pPr>
-              <w:jc w:val="both"/>
-              <w:rPr>
-                <w:sz w:val="22"/>
-                <w:szCs w:val="22"/>
-              </w:rPr>
-            </w:pPr>
-          </w:p>
         </w:tc>
       </w:tr>
     </w:tbl>
@@ -4129,9 +4120,10 @@
       <w:pPr>
         <w:jc w:val="both"/>
         <w:rPr>
-          <w:sz w:val="22"/>
-          <w:szCs w:val="22"/>
+          <w:sz w:val="2"/>
+          <w:szCs w:val="2"/>
         </w:rPr>
+        <w:spacing w:before="0" w:after="0" w:line="20" w:lineRule="exact"/>
       </w:pPr>
     </w:p>
     <w:sectPr>
